--- a/gq-spinoff/1.Requisitos/Casos de Uso/gq-spinoff - UC1.docx
+++ b/gq-spinoff/1.Requisitos/Casos de Uso/gq-spinoff - UC1.docx
@@ -54,31 +54,14 @@
       </w:r>
       <w:bookmarkEnd w:id="0"/>
       <w:r>
-        <w:t xml:space="preserve"> da historia</w:t>
-      </w:r>
-    </w:p>
-    <w:p>
-      <w:pPr>
-        <w:pStyle w:val="Instruo"/>
-        <w:rPr>
-          <w:lang w:val="pt-PT"/>
-        </w:rPr>
-      </w:pPr>
+        <w:t xml:space="preserve"> da </w:t>
+      </w:r>
+      <w:proofErr w:type="gramStart"/>
+      <w:r>
+        <w:t>historia</w:t>
+      </w:r>
       <w:bookmarkStart w:id="1" w:name="_Toc464633894"/>
-      <w:r>
-        <w:rPr>
-          <w:lang w:val="pt-PT"/>
-        </w:rPr>
-        <w:t>[Descrever a historia do usuário de forma a identificar, QUEM, O QUE e PORQUE.</w:t>
-      </w:r>
-    </w:p>
-    <w:p>
-      <w:pPr>
-        <w:pStyle w:val="Instruo"/>
-        <w:rPr>
-          <w:bCs/>
-        </w:rPr>
-      </w:pPr>
+      <w:proofErr w:type="gramEnd"/>
     </w:p>
     <w:p>
       <w:pPr>
@@ -175,95 +158,17 @@
         </w:rPr>
         <w:t xml:space="preserve"> sempre a versão mais recente para gerenciar a qualidade de seus projetos</w:t>
       </w:r>
+      <w:proofErr w:type="gramStart"/>
       <w:r>
         <w:rPr>
           <w:color w:val="auto"/>
         </w:rPr>
         <w:t xml:space="preserve">" </w:t>
       </w:r>
-    </w:p>
-    <w:p/>
-    <w:p>
-      <w:pPr>
-        <w:pStyle w:val="Instruo"/>
-        <w:rPr>
-          <w:lang w:val="pt-PT"/>
-        </w:rPr>
-      </w:pPr>
-      <w:r>
-        <w:rPr>
-          <w:lang w:val="pt-PT"/>
-        </w:rPr>
-        <w:t>Exemplo</w:t>
-      </w:r>
-    </w:p>
-    <w:p>
-      <w:pPr>
-        <w:rPr>
-          <w:lang w:val="pt-PT"/>
-        </w:rPr>
-      </w:pPr>
-    </w:p>
-    <w:p>
-      <w:pPr>
-        <w:pStyle w:val="Instruo"/>
-        <w:rPr>
-          <w:lang w:val="pt-PT"/>
-        </w:rPr>
-      </w:pPr>
-      <w:r>
-        <w:rPr>
-          <w:lang w:val="pt-PT"/>
-        </w:rPr>
-        <w:t xml:space="preserve">Como um </w:t>
-      </w:r>
-      <w:r>
-        <w:rPr>
-          <w:b/>
-          <w:lang w:val="pt-PT"/>
-        </w:rPr>
-        <w:t>Cliente</w:t>
-      </w:r>
-      <w:r>
-        <w:rPr>
-          <w:lang w:val="pt-PT"/>
-        </w:rPr>
-        <w:t xml:space="preserve"> eu quero </w:t>
-      </w:r>
-      <w:r>
-        <w:rPr>
-          <w:b/>
-          <w:lang w:val="pt-PT"/>
-        </w:rPr>
-        <w:t>efetuar a reserva de um veículo</w:t>
-      </w:r>
-      <w:r>
-        <w:rPr>
-          <w:lang w:val="pt-PT"/>
-        </w:rPr>
-        <w:t xml:space="preserve"> de modo que </w:t>
-      </w:r>
-      <w:r>
-        <w:rPr>
-          <w:b/>
-          <w:lang w:val="pt-PT"/>
-        </w:rPr>
-        <w:t>possa realizar a locação posteriormente</w:t>
-      </w:r>
-      <w:r>
-        <w:rPr>
-          <w:lang w:val="pt-PT"/>
-        </w:rPr>
-        <w:t>.</w:t>
-      </w:r>
-    </w:p>
-    <w:p>
-      <w:pPr>
-        <w:pStyle w:val="Instruo"/>
-      </w:pPr>
       <w:r>
         <w:t>]</w:t>
       </w:r>
+      <w:proofErr w:type="gramEnd"/>
     </w:p>
     <w:p>
       <w:pPr>
@@ -311,10 +216,7 @@
           <w:i/>
           <w:color w:val="0000FF"/>
         </w:rPr>
-        <w:t>Usuário estar logado</w:t>
-      </w:r>
-      <w:r>
-        <w:t>.</w:t>
+        <w:t>Aplicação deve estar aberta</w:t>
       </w:r>
     </w:p>
     <w:p>
@@ -503,9 +405,25 @@
           <w:p>
             <w:pPr>
               <w:pStyle w:val="EPP-Comentario"/>
+              <w:rPr>
+                <w:rFonts w:ascii="Calibri" w:hAnsi="Calibri" w:cs="Calibri"/>
+                <w:i w:val="0"/>
+                <w:color w:val="000000"/>
+                <w:sz w:val="22"/>
+                <w:szCs w:val="22"/>
+                <w:lang w:val="pt-BR"/>
+              </w:rPr>
             </w:pPr>
             <w:r>
-              <w:t>HGT-0123, Renault, Logan, Branco</w:t>
+              <w:rPr>
+                <w:rFonts w:ascii="Calibri" w:hAnsi="Calibri" w:cs="Calibri"/>
+                <w:i w:val="0"/>
+                <w:color w:val="000000"/>
+                <w:sz w:val="22"/>
+                <w:szCs w:val="22"/>
+                <w:lang w:val="pt-BR"/>
+              </w:rPr>
+              <w:t>Iniciação</w:t>
             </w:r>
           </w:p>
         </w:tc>
@@ -518,7 +436,7 @@
               <w:pStyle w:val="EPP-Comentario"/>
             </w:pPr>
             <w:r>
-              <w:t>Mensagem de carro incluido com sucesso</w:t>
+              <w:t>Mensagem de fase incluída com sucesso</w:t>
             </w:r>
           </w:p>
         </w:tc>
@@ -569,9 +487,25 @@
           <w:p>
             <w:pPr>
               <w:pStyle w:val="EPP-Comentario"/>
+              <w:rPr>
+                <w:rFonts w:ascii="Calibri" w:hAnsi="Calibri" w:cs="Calibri"/>
+                <w:i w:val="0"/>
+                <w:color w:val="000000"/>
+                <w:sz w:val="22"/>
+                <w:szCs w:val="22"/>
+                <w:lang w:val="pt-BR"/>
+              </w:rPr>
             </w:pPr>
             <w:r>
-              <w:t>Codigo de um cliente com menos de 18 anos</w:t>
+              <w:rPr>
+                <w:rFonts w:ascii="Calibri" w:hAnsi="Calibri" w:cs="Calibri"/>
+                <w:i w:val="0"/>
+                <w:color w:val="000000"/>
+                <w:sz w:val="22"/>
+                <w:szCs w:val="22"/>
+                <w:lang w:val="pt-BR"/>
+              </w:rPr>
+              <w:t>Requisitos</w:t>
             </w:r>
           </w:p>
         </w:tc>
@@ -584,7 +518,10 @@
               <w:pStyle w:val="EPP-Comentario"/>
             </w:pPr>
             <w:r>
-              <w:t>Mensagem de cliente menor de 18 anos.</w:t>
+              <w:t xml:space="preserve">Mensagem de </w:t>
+            </w:r>
+            <w:r>
+              <w:t>disciplina cadastrada</w:t>
             </w:r>
           </w:p>
         </w:tc>
@@ -634,64 +571,23 @@
           </w:tcPr>
           <w:p>
             <w:pPr>
-              <w:pStyle w:val="EPP-Comentario"/>
-            </w:pPr>
-          </w:p>
-        </w:tc>
-        <w:tc>
-          <w:tcPr>
-            <w:tcW w:w="2395" w:type="dxa"/>
-          </w:tcPr>
-          <w:p>
-            <w:pPr>
-              <w:pStyle w:val="EPP-Comentario"/>
-            </w:pPr>
-          </w:p>
-        </w:tc>
-      </w:tr>
-      <w:tr>
-        <w:tc>
-          <w:tcPr>
-            <w:tcW w:w="1076" w:type="dxa"/>
-          </w:tcPr>
-          <w:p>
-            <w:pPr>
-              <w:pStyle w:val="EPP-Comentario"/>
+              <w:ind w:firstLineChars="100" w:firstLine="220"/>
+              <w:jc w:val="left"/>
               <w:rPr>
-                <w:color w:val="auto"/>
+                <w:rFonts w:ascii="Calibri" w:hAnsi="Calibri" w:cs="Calibri"/>
+                <w:sz w:val="22"/>
+                <w:szCs w:val="22"/>
               </w:rPr>
             </w:pPr>
             <w:r>
               <w:rPr>
-                <w:color w:val="auto"/>
+                <w:rFonts w:ascii="Calibri" w:hAnsi="Calibri" w:cs="Calibri"/>
+                <w:sz w:val="22"/>
+                <w:szCs w:val="22"/>
               </w:rPr>
-              <w:t>04</w:t>
+              <w:t>O modelo de casos de uso, escopo do sistema em termos de funcionalidades, e respectivas permissões de acesso estão claros?</w:t>
             </w:r>
           </w:p>
-        </w:tc>
-        <w:tc>
-          <w:tcPr>
-            <w:tcW w:w="3767" w:type="dxa"/>
-          </w:tcPr>
-          <w:p>
-            <w:pPr>
-              <w:pStyle w:val="EPP-Comentario"/>
-              <w:rPr>
-                <w:color w:val="auto"/>
-              </w:rPr>
-            </w:pPr>
-            <w:r>
-              <w:rPr>
-                <w:color w:val="auto"/>
-              </w:rPr>
-              <w:t>Seleciona a qual fase a pergunta pertence</w:t>
-            </w:r>
-          </w:p>
-        </w:tc>
-        <w:tc>
-          <w:tcPr>
-            <w:tcW w:w="2390" w:type="dxa"/>
-          </w:tcPr>
           <w:p>
             <w:pPr>
               <w:pStyle w:val="EPP-Comentario"/>
@@ -706,81 +602,9 @@
             <w:pPr>
               <w:pStyle w:val="EPP-Comentario"/>
             </w:pPr>
-          </w:p>
-        </w:tc>
-      </w:tr>
-      <w:tr>
-        <w:trPr>
-          <w:trHeight w:val="70"/>
-        </w:trPr>
-        <w:tc>
-          <w:tcPr>
-            <w:tcW w:w="1076" w:type="dxa"/>
-          </w:tcPr>
-          <w:p>
-            <w:pPr>
-              <w:pStyle w:val="EPP-Comentario"/>
-              <w:rPr>
-                <w:color w:val="auto"/>
-              </w:rPr>
-            </w:pPr>
             <w:r>
-              <w:rPr>
-                <w:color w:val="auto"/>
-              </w:rPr>
-              <w:t>05</w:t>
+              <w:t>Exibe pergunta cadastrada</w:t>
             </w:r>
-          </w:p>
-        </w:tc>
-        <w:tc>
-          <w:tcPr>
-            <w:tcW w:w="3767" w:type="dxa"/>
-          </w:tcPr>
-          <w:p>
-            <w:pPr>
-              <w:pStyle w:val="EPP-Comentario"/>
-              <w:rPr>
-                <w:color w:val="auto"/>
-              </w:rPr>
-            </w:pPr>
-            <w:r>
-              <w:rPr>
-                <w:color w:val="auto"/>
-              </w:rPr>
-              <w:t xml:space="preserve">Seleciona a qual </w:t>
-            </w:r>
-            <w:r>
-              <w:rPr>
-                <w:color w:val="auto"/>
-              </w:rPr>
-              <w:t>disciplina</w:t>
-            </w:r>
-            <w:r>
-              <w:rPr>
-                <w:color w:val="auto"/>
-              </w:rPr>
-              <w:t xml:space="preserve"> a pergunta pertence</w:t>
-            </w:r>
-          </w:p>
-        </w:tc>
-        <w:tc>
-          <w:tcPr>
-            <w:tcW w:w="2390" w:type="dxa"/>
-          </w:tcPr>
-          <w:p>
-            <w:pPr>
-              <w:pStyle w:val="EPP-Comentario"/>
-            </w:pPr>
-          </w:p>
-        </w:tc>
-        <w:tc>
-          <w:tcPr>
-            <w:tcW w:w="2395" w:type="dxa"/>
-          </w:tcPr>
-          <w:p>
-            <w:pPr>
-              <w:pStyle w:val="EPP-Comentario"/>
-            </w:pPr>
           </w:p>
         </w:tc>
       </w:tr>
@@ -801,9 +625,17 @@
     <w:p>
       <w:pPr>
         <w:pStyle w:val="EPP-Comentario"/>
-      </w:pPr>
-      <w:r>
-        <w:t>Referenciar.</w:t>
+        <w:rPr>
+          <w:color w:val="auto"/>
+          <w:lang w:val="pt-BR"/>
+        </w:rPr>
+      </w:pPr>
+      <w:r>
+        <w:rPr>
+          <w:color w:val="auto"/>
+          <w:lang w:val="pt-BR"/>
+        </w:rPr>
+        <w:t>N/A</w:t>
       </w:r>
     </w:p>
     <w:sectPr>
@@ -880,7 +712,6 @@
               <w:alias w:val="Gestor"/>
               <w:tag w:val=""/>
               <w:id w:val="-183205528"/>
-              <w:placeholder/>
               <w:dataBinding w:prefixMappings="xmlns:ns0='http://schemas.openxmlformats.org/officeDocument/2006/extended-properties' " w:xpath="/ns0:Properties[1]/ns0:Manager[1]" w:storeItemID="{6668398D-A668-4E3E-A5EB-62B293D839F1}"/>
               <w:text/>
             </w:sdtPr>
@@ -901,7 +732,6 @@
               <w:alias w:val="Assunto"/>
               <w:tag w:val=""/>
               <w:id w:val="643781672"/>
-              <w:placeholder/>
               <w:dataBinding w:prefixMappings="xmlns:ns0='http://purl.org/dc/elements/1.1/' xmlns:ns1='http://schemas.openxmlformats.org/package/2006/metadata/core-properties' " w:xpath="/ns1:coreProperties[1]/ns0:subject[1]" w:storeItemID="{6C3C8BC8-F283-45AE-878A-BAB7291924A1}"/>
               <w:text/>
             </w:sdtPr>
@@ -1085,7 +915,6 @@
           <w:alias w:val="Título"/>
           <w:tag w:val=""/>
           <w:id w:val="-1432506946"/>
-          <w:placeholder/>
           <w:dataBinding w:prefixMappings="xmlns:ns0='http://purl.org/dc/elements/1.1/' xmlns:ns1='http://schemas.openxmlformats.org/package/2006/metadata/core-properties' " w:xpath="/ns1:coreProperties[1]/ns0:title[1]" w:storeItemID="{6C3C8BC8-F283-45AE-878A-BAB7291924A1}"/>
           <w:text/>
         </w:sdtPr>
